--- a/Task 2/Asset Log.docx
+++ b/Task 2/Asset Log.docx
@@ -1,6 +1,6 @@
 
 <file path=word/document.xml><?xml version="1.0" encoding="utf-8"?>
-<w:document xmlns:wpc="http://schemas.microsoft.com/office/word/2010/wordprocessingCanvas" xmlns:cx="http://schemas.microsoft.com/office/drawing/2014/chartex" xmlns:cx1="http://schemas.microsoft.com/office/drawing/2015/9/8/chartex" xmlns:cx2="http://schemas.microsoft.com/office/drawing/2015/10/21/chartex" xmlns:cx3="http://schemas.microsoft.com/office/drawing/2016/5/9/chartex" xmlns:cx4="http://schemas.microsoft.com/office/drawing/2016/5/10/chartex" xmlns:cx5="http://schemas.microsoft.com/office/drawing/2016/5/11/chartex" xmlns:cx6="http://schemas.microsoft.com/office/drawing/2016/5/12/chartex" xmlns:cx7="http://schemas.microsoft.com/office/drawing/2016/5/13/chartex" xmlns:cx8="http://schemas.microsoft.com/office/drawing/2016/5/14/chartex" xmlns:mc="http://schemas.openxmlformats.org/markup-compatibility/2006" xmlns:aink="http://schemas.microsoft.com/office/drawing/2016/ink" xmlns:am3d="http://schemas.microsoft.com/office/drawing/2017/model3d" xmlns:o="urn:schemas-microsoft-com:office:office" xmlns:r="http://schemas.openxmlformats.org/officeDocument/2006/relationships" xmlns:m="http://schemas.openxmlformats.org/officeDocument/2006/math" xmlns:v="urn:schemas-microsoft-com:vml" xmlns:wp14="http://schemas.microsoft.com/office/word/2010/wordprocessingDrawing" xmlns:wp="http://schemas.openxmlformats.org/drawingml/2006/wordprocessingDrawing" xmlns:w10="urn:schemas-microsoft-com:office:word" xmlns:w="http://schemas.openxmlformats.org/wordprocessingml/2006/main" xmlns:w14="http://schemas.microsoft.com/office/word/2010/wordml" xmlns:w15="http://schemas.microsoft.com/office/word/2012/wordml" xmlns:w16cex="http://schemas.microsoft.com/office/word/2018/wordml/cex" xmlns:w16cid="http://schemas.microsoft.com/office/word/2016/wordml/cid" xmlns:w16="http://schemas.microsoft.com/office/word/2018/wordml" xmlns:w16sdtdh="http://schemas.microsoft.com/office/word/2020/wordml/sdtdatahash" xmlns:w16se="http://schemas.microsoft.com/office/word/2015/wordml/symex" xmlns:wpg="http://schemas.microsoft.com/office/word/2010/wordprocessingGroup" xmlns:wpi="http://schemas.microsoft.com/office/word/2010/wordprocessingInk" xmlns:wne="http://schemas.microsoft.com/office/word/2006/wordml" xmlns:wps="http://schemas.microsoft.com/office/word/2010/wordprocessingShape" mc:Ignorable="w14 w15 w16se w16cid w16 w16cex w16sdtdh wp14">
+<w:document xmlns:wpc="http://schemas.microsoft.com/office/word/2010/wordprocessingCanvas" xmlns:cx="http://schemas.microsoft.com/office/drawing/2014/chartex" xmlns:cx1="http://schemas.microsoft.com/office/drawing/2015/9/8/chartex" xmlns:cx2="http://schemas.microsoft.com/office/drawing/2015/10/21/chartex" xmlns:cx3="http://schemas.microsoft.com/office/drawing/2016/5/9/chartex" xmlns:cx4="http://schemas.microsoft.com/office/drawing/2016/5/10/chartex" xmlns:cx5="http://schemas.microsoft.com/office/drawing/2016/5/11/chartex" xmlns:cx6="http://schemas.microsoft.com/office/drawing/2016/5/12/chartex" xmlns:cx7="http://schemas.microsoft.com/office/drawing/2016/5/13/chartex" xmlns:cx8="http://schemas.microsoft.com/office/drawing/2016/5/14/chartex" xmlns:mc="http://schemas.openxmlformats.org/markup-compatibility/2006" xmlns:aink="http://schemas.microsoft.com/office/drawing/2016/ink" xmlns:am3d="http://schemas.microsoft.com/office/drawing/2017/model3d" xmlns:o="urn:schemas-microsoft-com:office:office" xmlns:oel="http://schemas.microsoft.com/office/2019/extlst" xmlns:r="http://schemas.openxmlformats.org/officeDocument/2006/relationships" xmlns:m="http://schemas.openxmlformats.org/officeDocument/2006/math" xmlns:v="urn:schemas-microsoft-com:vml" xmlns:wp14="http://schemas.microsoft.com/office/word/2010/wordprocessingDrawing" xmlns:wp="http://schemas.openxmlformats.org/drawingml/2006/wordprocessingDrawing" xmlns:w10="urn:schemas-microsoft-com:office:word" xmlns:w="http://schemas.openxmlformats.org/wordprocessingml/2006/main" xmlns:w14="http://schemas.microsoft.com/office/word/2010/wordml" xmlns:w15="http://schemas.microsoft.com/office/word/2012/wordml" xmlns:w16cex="http://schemas.microsoft.com/office/word/2018/wordml/cex" xmlns:w16cid="http://schemas.microsoft.com/office/word/2016/wordml/cid" xmlns:w16="http://schemas.microsoft.com/office/word/2018/wordml" xmlns:w16du="http://schemas.microsoft.com/office/word/2023/wordml/word16du" xmlns:w16sdtdh="http://schemas.microsoft.com/office/word/2020/wordml/sdtdatahash" xmlns:w16sdtfl="http://schemas.microsoft.com/office/word/2024/wordml/sdtformatlock" xmlns:w16se="http://schemas.microsoft.com/office/word/2015/wordml/symex" xmlns:wpg="http://schemas.microsoft.com/office/word/2010/wordprocessingGroup" xmlns:wpi="http://schemas.microsoft.com/office/word/2010/wordprocessingInk" xmlns:wne="http://schemas.microsoft.com/office/word/2006/wordml" xmlns:wps="http://schemas.microsoft.com/office/word/2010/wordprocessingShape" mc:Ignorable="w14 w15 w16se w16cid w16 w16cex w16sdtdh w16sdtfl w16du wp14">
   <w:body>
     <w:p>
       <w:pPr>
@@ -26,18 +26,19 @@
       <w:tblPr>
         <w:tblStyle w:val="TableGrid"/>
         <w:tblW w:w="0" w:type="auto"/>
+        <w:tblLayout w:type="fixed"/>
         <w:tblLook w:val="04A0" w:firstRow="1" w:lastRow="0" w:firstColumn="1" w:lastColumn="0" w:noHBand="0" w:noVBand="1"/>
       </w:tblPr>
       <w:tblGrid>
-        <w:gridCol w:w="2711"/>
-        <w:gridCol w:w="1652"/>
-        <w:gridCol w:w="3348"/>
-        <w:gridCol w:w="1305"/>
+        <w:gridCol w:w="2830"/>
+        <w:gridCol w:w="2552"/>
+        <w:gridCol w:w="2268"/>
+        <w:gridCol w:w="1366"/>
       </w:tblGrid>
       <w:tr>
         <w:tc>
           <w:tcPr>
-            <w:tcW w:w="2711" w:type="dxa"/>
+            <w:tcW w:w="2830" w:type="dxa"/>
             <w:shd w:val="clear" w:color="auto" w:fill="323E4F" w:themeFill="text2" w:themeFillShade="BF"/>
           </w:tcPr>
           <w:p>
@@ -61,7 +62,7 @@
         </w:tc>
         <w:tc>
           <w:tcPr>
-            <w:tcW w:w="2987" w:type="dxa"/>
+            <w:tcW w:w="2552" w:type="dxa"/>
             <w:shd w:val="clear" w:color="auto" w:fill="323E4F" w:themeFill="text2" w:themeFillShade="BF"/>
           </w:tcPr>
           <w:p>
@@ -85,7 +86,7 @@
         </w:tc>
         <w:tc>
           <w:tcPr>
-            <w:tcW w:w="1961" w:type="dxa"/>
+            <w:tcW w:w="2268" w:type="dxa"/>
             <w:shd w:val="clear" w:color="auto" w:fill="323E4F" w:themeFill="text2" w:themeFillShade="BF"/>
           </w:tcPr>
           <w:p>
@@ -109,7 +110,7 @@
         </w:tc>
         <w:tc>
           <w:tcPr>
-            <w:tcW w:w="1357" w:type="dxa"/>
+            <w:tcW w:w="1366" w:type="dxa"/>
             <w:shd w:val="clear" w:color="auto" w:fill="323E4F" w:themeFill="text2" w:themeFillShade="BF"/>
           </w:tcPr>
           <w:p>
@@ -162,7 +163,7 @@
       <w:tr>
         <w:tc>
           <w:tcPr>
-            <w:tcW w:w="2711" w:type="dxa"/>
+            <w:tcW w:w="2830" w:type="dxa"/>
           </w:tcPr>
           <w:p>
             <w:pPr>
@@ -178,23 +179,44 @@
         </w:tc>
         <w:tc>
           <w:tcPr>
-            <w:tcW w:w="2987" w:type="dxa"/>
-          </w:tcPr>
-          <w:p/>
-        </w:tc>
-        <w:tc>
-          <w:tcPr>
-            <w:tcW w:w="1961" w:type="dxa"/>
-          </w:tcPr>
-          <w:p>
-            <w:r>
-              <w:t>https://unsplash.com/photos/two-loaves-of-bread-sitting-on-top-of-a-wooden-table-iCUEWaBjtG8</w:t>
-            </w:r>
-          </w:p>
-        </w:tc>
-        <w:tc>
-          <w:tcPr>
-            <w:tcW w:w="1357" w:type="dxa"/>
+            <w:tcW w:w="2552" w:type="dxa"/>
+          </w:tcPr>
+          <w:p>
+            <w:r>
+              <w:t xml:space="preserve">Product image in the shop page </w:t>
+            </w:r>
+          </w:p>
+        </w:tc>
+        <w:tc>
+          <w:tcPr>
+            <w:tcW w:w="2268" w:type="dxa"/>
+          </w:tcPr>
+          <w:p>
+            <w:hyperlink r:id="rId7" w:history="1">
+              <w:r>
+                <w:rPr>
+                  <w:rStyle w:val="Hyperlink"/>
+                </w:rPr>
+                <w:t>https://unsplash.com/photos/two-loaves-of-bread-sitting-on-top-of-a-wooden-table</w:t>
+              </w:r>
+              <w:r>
+                <w:rPr>
+                  <w:rStyle w:val="Hyperlink"/>
+                </w:rPr>
+                <w:t>-</w:t>
+              </w:r>
+              <w:r>
+                <w:rPr>
+                  <w:rStyle w:val="Hyperlink"/>
+                </w:rPr>
+                <w:t>iCUEWaBjtG8</w:t>
+              </w:r>
+            </w:hyperlink>
+          </w:p>
+        </w:tc>
+        <w:tc>
+          <w:tcPr>
+            <w:tcW w:w="1366" w:type="dxa"/>
           </w:tcPr>
           <w:p>
             <w:r>
@@ -206,7 +228,7 @@
       <w:tr>
         <w:tc>
           <w:tcPr>
-            <w:tcW w:w="2711" w:type="dxa"/>
+            <w:tcW w:w="2830" w:type="dxa"/>
           </w:tcPr>
           <w:p>
             <w:pPr>
@@ -222,19 +244,44 @@
         </w:tc>
         <w:tc>
           <w:tcPr>
-            <w:tcW w:w="2987" w:type="dxa"/>
-          </w:tcPr>
-          <w:p/>
-        </w:tc>
-        <w:tc>
-          <w:tcPr>
-            <w:tcW w:w="1961" w:type="dxa"/>
-          </w:tcPr>
-          <w:p/>
-        </w:tc>
-        <w:tc>
-          <w:tcPr>
-            <w:tcW w:w="1357" w:type="dxa"/>
+            <w:tcW w:w="2552" w:type="dxa"/>
+          </w:tcPr>
+          <w:p>
+            <w:r>
+              <w:t xml:space="preserve">Product image in the shop page </w:t>
+            </w:r>
+          </w:p>
+        </w:tc>
+        <w:tc>
+          <w:tcPr>
+            <w:tcW w:w="2268" w:type="dxa"/>
+          </w:tcPr>
+          <w:p>
+            <w:hyperlink r:id="rId8" w:history="1">
+              <w:r>
+                <w:rPr>
+                  <w:rStyle w:val="Hyperlink"/>
+                </w:rPr>
+                <w:t>https://images.pexels.com/photos/4315102/pexels-photo-4315102</w:t>
+              </w:r>
+              <w:r>
+                <w:rPr>
+                  <w:rStyle w:val="Hyperlink"/>
+                </w:rPr>
+                <w:t>.</w:t>
+              </w:r>
+              <w:r>
+                <w:rPr>
+                  <w:rStyle w:val="Hyperlink"/>
+                </w:rPr>
+                <w:t>jpeg</w:t>
+              </w:r>
+            </w:hyperlink>
+          </w:p>
+        </w:tc>
+        <w:tc>
+          <w:tcPr>
+            <w:tcW w:w="1366" w:type="dxa"/>
           </w:tcPr>
           <w:p>
             <w:r>
@@ -246,7 +293,7 @@
       <w:tr>
         <w:tc>
           <w:tcPr>
-            <w:tcW w:w="2711" w:type="dxa"/>
+            <w:tcW w:w="2830" w:type="dxa"/>
           </w:tcPr>
           <w:p>
             <w:pPr>
@@ -262,19 +309,32 @@
         </w:tc>
         <w:tc>
           <w:tcPr>
-            <w:tcW w:w="2987" w:type="dxa"/>
-          </w:tcPr>
-          <w:p/>
-        </w:tc>
-        <w:tc>
-          <w:tcPr>
-            <w:tcW w:w="1961" w:type="dxa"/>
-          </w:tcPr>
-          <w:p/>
-        </w:tc>
-        <w:tc>
-          <w:tcPr>
-            <w:tcW w:w="1357" w:type="dxa"/>
+            <w:tcW w:w="2552" w:type="dxa"/>
+          </w:tcPr>
+          <w:p>
+            <w:r>
+              <w:t xml:space="preserve">Product image in the shop page </w:t>
+            </w:r>
+          </w:p>
+        </w:tc>
+        <w:tc>
+          <w:tcPr>
+            <w:tcW w:w="2268" w:type="dxa"/>
+          </w:tcPr>
+          <w:p>
+            <w:hyperlink r:id="rId9" w:history="1">
+              <w:r>
+                <w:rPr>
+                  <w:rStyle w:val="Hyperlink"/>
+                </w:rPr>
+                <w:t>https://images.pexels.com/photos/2764163/pexels-photo-2764163.jpeg</w:t>
+              </w:r>
+            </w:hyperlink>
+          </w:p>
+        </w:tc>
+        <w:tc>
+          <w:tcPr>
+            <w:tcW w:w="1366" w:type="dxa"/>
           </w:tcPr>
           <w:p>
             <w:r>
@@ -286,7 +346,7 @@
       <w:tr>
         <w:tc>
           <w:tcPr>
-            <w:tcW w:w="2711" w:type="dxa"/>
+            <w:tcW w:w="2830" w:type="dxa"/>
           </w:tcPr>
           <w:p>
             <w:pPr>
@@ -302,19 +362,32 @@
         </w:tc>
         <w:tc>
           <w:tcPr>
-            <w:tcW w:w="2987" w:type="dxa"/>
-          </w:tcPr>
-          <w:p/>
-        </w:tc>
-        <w:tc>
-          <w:tcPr>
-            <w:tcW w:w="1961" w:type="dxa"/>
-          </w:tcPr>
-          <w:p/>
-        </w:tc>
-        <w:tc>
-          <w:tcPr>
-            <w:tcW w:w="1357" w:type="dxa"/>
+            <w:tcW w:w="2552" w:type="dxa"/>
+          </w:tcPr>
+          <w:p>
+            <w:r>
+              <w:t xml:space="preserve">Product image in the shop page </w:t>
+            </w:r>
+          </w:p>
+        </w:tc>
+        <w:tc>
+          <w:tcPr>
+            <w:tcW w:w="2268" w:type="dxa"/>
+          </w:tcPr>
+          <w:p>
+            <w:hyperlink r:id="rId10" w:history="1">
+              <w:r>
+                <w:rPr>
+                  <w:rStyle w:val="Hyperlink"/>
+                </w:rPr>
+                <w:t>https://images.pexels.com/photos/18973339/pexels-photo-18973339.jpeg</w:t>
+              </w:r>
+            </w:hyperlink>
+          </w:p>
+        </w:tc>
+        <w:tc>
+          <w:tcPr>
+            <w:tcW w:w="1366" w:type="dxa"/>
           </w:tcPr>
           <w:p>
             <w:r>
@@ -326,7 +399,7 @@
       <w:tr>
         <w:tc>
           <w:tcPr>
-            <w:tcW w:w="2711" w:type="dxa"/>
+            <w:tcW w:w="2830" w:type="dxa"/>
           </w:tcPr>
           <w:p>
             <w:r>
@@ -339,19 +412,44 @@
         </w:tc>
         <w:tc>
           <w:tcPr>
-            <w:tcW w:w="2987" w:type="dxa"/>
-          </w:tcPr>
-          <w:p/>
-        </w:tc>
-        <w:tc>
-          <w:tcPr>
-            <w:tcW w:w="1961" w:type="dxa"/>
-          </w:tcPr>
-          <w:p/>
-        </w:tc>
-        <w:tc>
-          <w:tcPr>
-            <w:tcW w:w="1357" w:type="dxa"/>
+            <w:tcW w:w="2552" w:type="dxa"/>
+          </w:tcPr>
+          <w:p>
+            <w:r>
+              <w:t xml:space="preserve">Product image in the shop page </w:t>
+            </w:r>
+          </w:p>
+        </w:tc>
+        <w:tc>
+          <w:tcPr>
+            <w:tcW w:w="2268" w:type="dxa"/>
+          </w:tcPr>
+          <w:p>
+            <w:hyperlink r:id="rId11" w:history="1">
+              <w:r>
+                <w:rPr>
+                  <w:rStyle w:val="Hyperlink"/>
+                </w:rPr>
+                <w:t>https://images.unsplash.com/photo-1620</w:t>
+              </w:r>
+              <w:r>
+                <w:rPr>
+                  <w:rStyle w:val="Hyperlink"/>
+                </w:rPr>
+                <w:t>0</w:t>
+              </w:r>
+              <w:r>
+                <w:rPr>
+                  <w:rStyle w:val="Hyperlink"/>
+                </w:rPr>
+                <w:t>53835579-c97b606e18f9?q=80&amp;w=1740&amp;auto=format&amp;fit=crop&amp;ixlib=rb-4.1.0&amp;ixid=M3wxMjA3fDB8MHxwaG90by1wYWdlfHx8fGVufDB8fHx8fA%3D%3D</w:t>
+              </w:r>
+            </w:hyperlink>
+          </w:p>
+        </w:tc>
+        <w:tc>
+          <w:tcPr>
+            <w:tcW w:w="1366" w:type="dxa"/>
           </w:tcPr>
           <w:p>
             <w:r>
@@ -363,7 +461,7 @@
       <w:tr>
         <w:tc>
           <w:tcPr>
-            <w:tcW w:w="2711" w:type="dxa"/>
+            <w:tcW w:w="2830" w:type="dxa"/>
           </w:tcPr>
           <w:p>
             <w:r>
@@ -376,19 +474,32 @@
         </w:tc>
         <w:tc>
           <w:tcPr>
-            <w:tcW w:w="2987" w:type="dxa"/>
-          </w:tcPr>
-          <w:p/>
-        </w:tc>
-        <w:tc>
-          <w:tcPr>
-            <w:tcW w:w="1961" w:type="dxa"/>
-          </w:tcPr>
-          <w:p/>
-        </w:tc>
-        <w:tc>
-          <w:tcPr>
-            <w:tcW w:w="1357" w:type="dxa"/>
+            <w:tcW w:w="2552" w:type="dxa"/>
+          </w:tcPr>
+          <w:p>
+            <w:r>
+              <w:t xml:space="preserve">Product image in the shop page </w:t>
+            </w:r>
+          </w:p>
+        </w:tc>
+        <w:tc>
+          <w:tcPr>
+            <w:tcW w:w="2268" w:type="dxa"/>
+          </w:tcPr>
+          <w:p>
+            <w:hyperlink r:id="rId12" w:history="1">
+              <w:r>
+                <w:rPr>
+                  <w:rStyle w:val="Hyperlink"/>
+                </w:rPr>
+                <w:t>https://images.unsplash.com/photo-1767978529638-ff1faefa00c5?q=80&amp;w=2070&amp;auto=format&amp;fit=crop&amp;ixlib=rb-4.1.0&amp;ixid=M3wxMjA3fDB8MHxwaG90by1wYWdlfHx8fGVufDB8fHx8fA%3D%3D</w:t>
+              </w:r>
+            </w:hyperlink>
+          </w:p>
+        </w:tc>
+        <w:tc>
+          <w:tcPr>
+            <w:tcW w:w="1366" w:type="dxa"/>
           </w:tcPr>
           <w:p>
             <w:r>
@@ -400,7 +511,7 @@
       <w:tr>
         <w:tc>
           <w:tcPr>
-            <w:tcW w:w="2711" w:type="dxa"/>
+            <w:tcW w:w="2830" w:type="dxa"/>
           </w:tcPr>
           <w:p>
             <w:r>
@@ -413,19 +524,32 @@
         </w:tc>
         <w:tc>
           <w:tcPr>
-            <w:tcW w:w="2987" w:type="dxa"/>
-          </w:tcPr>
-          <w:p/>
-        </w:tc>
-        <w:tc>
-          <w:tcPr>
-            <w:tcW w:w="1961" w:type="dxa"/>
-          </w:tcPr>
-          <w:p/>
-        </w:tc>
-        <w:tc>
-          <w:tcPr>
-            <w:tcW w:w="1357" w:type="dxa"/>
+            <w:tcW w:w="2552" w:type="dxa"/>
+          </w:tcPr>
+          <w:p>
+            <w:r>
+              <w:t xml:space="preserve">Product image in the shop page </w:t>
+            </w:r>
+          </w:p>
+        </w:tc>
+        <w:tc>
+          <w:tcPr>
+            <w:tcW w:w="2268" w:type="dxa"/>
+          </w:tcPr>
+          <w:p>
+            <w:hyperlink r:id="rId13" w:history="1">
+              <w:r>
+                <w:rPr>
+                  <w:rStyle w:val="Hyperlink"/>
+                </w:rPr>
+                <w:t>https://images.pexels.com/photos/7726010/pexels-photo-7726010.jpeg</w:t>
+              </w:r>
+            </w:hyperlink>
+          </w:p>
+        </w:tc>
+        <w:tc>
+          <w:tcPr>
+            <w:tcW w:w="1366" w:type="dxa"/>
           </w:tcPr>
           <w:p>
             <w:r>
@@ -437,7 +561,7 @@
       <w:tr>
         <w:tc>
           <w:tcPr>
-            <w:tcW w:w="2711" w:type="dxa"/>
+            <w:tcW w:w="2830" w:type="dxa"/>
           </w:tcPr>
           <w:p>
             <w:r>
@@ -450,22 +574,43 @@
         </w:tc>
         <w:tc>
           <w:tcPr>
-            <w:tcW w:w="2987" w:type="dxa"/>
-          </w:tcPr>
-          <w:p/>
-        </w:tc>
-        <w:tc>
-          <w:tcPr>
-            <w:tcW w:w="1961" w:type="dxa"/>
-          </w:tcPr>
-          <w:p/>
-        </w:tc>
-        <w:tc>
-          <w:tcPr>
-            <w:tcW w:w="1357" w:type="dxa"/>
-          </w:tcPr>
-          <w:p>
-            <w:r>
+            <w:tcW w:w="2552" w:type="dxa"/>
+          </w:tcPr>
+          <w:p>
+            <w:r>
+              <w:t xml:space="preserve">Product image in the shop page </w:t>
+            </w:r>
+          </w:p>
+        </w:tc>
+        <w:tc>
+          <w:tcPr>
+            <w:tcW w:w="2268" w:type="dxa"/>
+          </w:tcPr>
+          <w:p>
+            <w:hyperlink r:id="rId14" w:history="1">
+              <w:r>
+                <w:rPr>
+                  <w:rStyle w:val="Hyperlink"/>
+                </w:rPr>
+                <w:t>https://images.pexels.com/photos/7457476/</w:t>
+              </w:r>
+              <w:r>
+                <w:rPr>
+                  <w:rStyle w:val="Hyperlink"/>
+                </w:rPr>
+                <w:lastRenderedPageBreak/>
+                <w:t>pexels-photo-7457476.jpeg</w:t>
+              </w:r>
+            </w:hyperlink>
+          </w:p>
+        </w:tc>
+        <w:tc>
+          <w:tcPr>
+            <w:tcW w:w="1366" w:type="dxa"/>
+          </w:tcPr>
+          <w:p>
+            <w:r>
+              <w:lastRenderedPageBreak/>
               <w:t>16/04/2026</w:t>
             </w:r>
           </w:p>
@@ -474,7 +619,7 @@
       <w:tr>
         <w:tc>
           <w:tcPr>
-            <w:tcW w:w="2711" w:type="dxa"/>
+            <w:tcW w:w="2830" w:type="dxa"/>
           </w:tcPr>
           <w:p>
             <w:r>
@@ -487,19 +632,32 @@
         </w:tc>
         <w:tc>
           <w:tcPr>
-            <w:tcW w:w="2987" w:type="dxa"/>
-          </w:tcPr>
-          <w:p/>
-        </w:tc>
-        <w:tc>
-          <w:tcPr>
-            <w:tcW w:w="1961" w:type="dxa"/>
-          </w:tcPr>
-          <w:p/>
-        </w:tc>
-        <w:tc>
-          <w:tcPr>
-            <w:tcW w:w="1357" w:type="dxa"/>
+            <w:tcW w:w="2552" w:type="dxa"/>
+          </w:tcPr>
+          <w:p>
+            <w:r>
+              <w:t xml:space="preserve">Product image in the shop page </w:t>
+            </w:r>
+          </w:p>
+        </w:tc>
+        <w:tc>
+          <w:tcPr>
+            <w:tcW w:w="2268" w:type="dxa"/>
+          </w:tcPr>
+          <w:p>
+            <w:hyperlink r:id="rId15" w:history="1">
+              <w:r>
+                <w:rPr>
+                  <w:rStyle w:val="Hyperlink"/>
+                </w:rPr>
+                <w:t>https://images.unsplash.com/photo-1668104129962-66e931ec9a61?q=80&amp;w=774&amp;auto=format&amp;fit=crop&amp;ixlib=rb-4.1.0&amp;ixid=M3wxMjA3fDB8MHxwaG90by1wYWdlfHx8fGVufDB8fHx8fA%3D%3D</w:t>
+              </w:r>
+            </w:hyperlink>
+          </w:p>
+        </w:tc>
+        <w:tc>
+          <w:tcPr>
+            <w:tcW w:w="1366" w:type="dxa"/>
           </w:tcPr>
           <w:p>
             <w:r>
@@ -511,7 +669,7 @@
       <w:tr>
         <w:tc>
           <w:tcPr>
-            <w:tcW w:w="2711" w:type="dxa"/>
+            <w:tcW w:w="2830" w:type="dxa"/>
           </w:tcPr>
           <w:p>
             <w:r>
@@ -524,19 +682,32 @@
         </w:tc>
         <w:tc>
           <w:tcPr>
-            <w:tcW w:w="2987" w:type="dxa"/>
-          </w:tcPr>
-          <w:p/>
-        </w:tc>
-        <w:tc>
-          <w:tcPr>
-            <w:tcW w:w="1961" w:type="dxa"/>
-          </w:tcPr>
-          <w:p/>
-        </w:tc>
-        <w:tc>
-          <w:tcPr>
-            <w:tcW w:w="1357" w:type="dxa"/>
+            <w:tcW w:w="2552" w:type="dxa"/>
+          </w:tcPr>
+          <w:p>
+            <w:r>
+              <w:t xml:space="preserve">Product image in the shop page </w:t>
+            </w:r>
+          </w:p>
+        </w:tc>
+        <w:tc>
+          <w:tcPr>
+            <w:tcW w:w="2268" w:type="dxa"/>
+          </w:tcPr>
+          <w:p>
+            <w:hyperlink r:id="rId16" w:history="1">
+              <w:r>
+                <w:rPr>
+                  <w:rStyle w:val="Hyperlink"/>
+                </w:rPr>
+                <w:t>https://images.pexels.com/photos/12369983/pexels-photo-12369983.jpeg</w:t>
+              </w:r>
+            </w:hyperlink>
+          </w:p>
+        </w:tc>
+        <w:tc>
+          <w:tcPr>
+            <w:tcW w:w="1366" w:type="dxa"/>
           </w:tcPr>
           <w:p>
             <w:r>
@@ -548,7 +719,7 @@
       <w:tr>
         <w:tc>
           <w:tcPr>
-            <w:tcW w:w="2711" w:type="dxa"/>
+            <w:tcW w:w="2830" w:type="dxa"/>
           </w:tcPr>
           <w:p>
             <w:r>
@@ -561,19 +732,32 @@
         </w:tc>
         <w:tc>
           <w:tcPr>
-            <w:tcW w:w="2987" w:type="dxa"/>
-          </w:tcPr>
-          <w:p/>
-        </w:tc>
-        <w:tc>
-          <w:tcPr>
-            <w:tcW w:w="1961" w:type="dxa"/>
-          </w:tcPr>
-          <w:p/>
-        </w:tc>
-        <w:tc>
-          <w:tcPr>
-            <w:tcW w:w="1357" w:type="dxa"/>
+            <w:tcW w:w="2552" w:type="dxa"/>
+          </w:tcPr>
+          <w:p>
+            <w:r>
+              <w:t xml:space="preserve">Product image in the shop page </w:t>
+            </w:r>
+          </w:p>
+        </w:tc>
+        <w:tc>
+          <w:tcPr>
+            <w:tcW w:w="2268" w:type="dxa"/>
+          </w:tcPr>
+          <w:p>
+            <w:hyperlink r:id="rId17" w:history="1">
+              <w:r>
+                <w:rPr>
+                  <w:rStyle w:val="Hyperlink"/>
+                </w:rPr>
+                <w:t>https://images.pexels.com/photos/30666803/pexels-photo-30666803.jpeg</w:t>
+              </w:r>
+            </w:hyperlink>
+          </w:p>
+        </w:tc>
+        <w:tc>
+          <w:tcPr>
+            <w:tcW w:w="1366" w:type="dxa"/>
           </w:tcPr>
           <w:p>
             <w:r>
@@ -599,23 +783,15 @@
                 <w:bCs/>
                 <w:color w:val="FFFFFF" w:themeColor="background1"/>
               </w:rPr>
-              <w:t>Producer</w:t>
-            </w:r>
-            <w:r>
-              <w:rPr>
-                <w:b/>
-                <w:bCs/>
-                <w:color w:val="FFFFFF" w:themeColor="background1"/>
-              </w:rPr>
-              <w:t xml:space="preserve"> Images</w:t>
-            </w:r>
-          </w:p>
-        </w:tc>
-      </w:tr>
-      <w:tr>
-        <w:tc>
-          <w:tcPr>
-            <w:tcW w:w="2711" w:type="dxa"/>
+              <w:t>Producer Images</w:t>
+            </w:r>
+          </w:p>
+        </w:tc>
+      </w:tr>
+      <w:tr>
+        <w:tc>
+          <w:tcPr>
+            <w:tcW w:w="2830" w:type="dxa"/>
           </w:tcPr>
           <w:p>
             <w:r>
@@ -628,19 +804,32 @@
         </w:tc>
         <w:tc>
           <w:tcPr>
-            <w:tcW w:w="2987" w:type="dxa"/>
-          </w:tcPr>
-          <w:p/>
-        </w:tc>
-        <w:tc>
-          <w:tcPr>
-            <w:tcW w:w="1961" w:type="dxa"/>
-          </w:tcPr>
-          <w:p/>
-        </w:tc>
-        <w:tc>
-          <w:tcPr>
-            <w:tcW w:w="1357" w:type="dxa"/>
+            <w:tcW w:w="2552" w:type="dxa"/>
+          </w:tcPr>
+          <w:p>
+            <w:r>
+              <w:t>Producer profile image</w:t>
+            </w:r>
+          </w:p>
+        </w:tc>
+        <w:tc>
+          <w:tcPr>
+            <w:tcW w:w="2268" w:type="dxa"/>
+          </w:tcPr>
+          <w:p>
+            <w:hyperlink r:id="rId18" w:history="1">
+              <w:r>
+                <w:rPr>
+                  <w:rStyle w:val="Hyperlink"/>
+                </w:rPr>
+                <w:t>https://images.pexels.com/photos/31956647/pexels-photo-31956647.jpeg</w:t>
+              </w:r>
+            </w:hyperlink>
+          </w:p>
+        </w:tc>
+        <w:tc>
+          <w:tcPr>
+            <w:tcW w:w="1366" w:type="dxa"/>
           </w:tcPr>
           <w:p>
             <w:r>
@@ -652,7 +841,7 @@
       <w:tr>
         <w:tc>
           <w:tcPr>
-            <w:tcW w:w="2711" w:type="dxa"/>
+            <w:tcW w:w="2830" w:type="dxa"/>
           </w:tcPr>
           <w:p>
             <w:r>
@@ -665,19 +854,32 @@
         </w:tc>
         <w:tc>
           <w:tcPr>
-            <w:tcW w:w="2987" w:type="dxa"/>
-          </w:tcPr>
-          <w:p/>
-        </w:tc>
-        <w:tc>
-          <w:tcPr>
-            <w:tcW w:w="1961" w:type="dxa"/>
-          </w:tcPr>
-          <w:p/>
-        </w:tc>
-        <w:tc>
-          <w:tcPr>
-            <w:tcW w:w="1357" w:type="dxa"/>
+            <w:tcW w:w="2552" w:type="dxa"/>
+          </w:tcPr>
+          <w:p>
+            <w:r>
+              <w:t>Producer profile image</w:t>
+            </w:r>
+          </w:p>
+        </w:tc>
+        <w:tc>
+          <w:tcPr>
+            <w:tcW w:w="2268" w:type="dxa"/>
+          </w:tcPr>
+          <w:p>
+            <w:hyperlink r:id="rId19" w:history="1">
+              <w:r>
+                <w:rPr>
+                  <w:rStyle w:val="Hyperlink"/>
+                </w:rPr>
+                <w:t>https://images.pexels.com/photos/15487881/pexels-photo-15487881.jpeg</w:t>
+              </w:r>
+            </w:hyperlink>
+          </w:p>
+        </w:tc>
+        <w:tc>
+          <w:tcPr>
+            <w:tcW w:w="1366" w:type="dxa"/>
           </w:tcPr>
           <w:p>
             <w:r>
@@ -689,7 +891,7 @@
       <w:tr>
         <w:tc>
           <w:tcPr>
-            <w:tcW w:w="2711" w:type="dxa"/>
+            <w:tcW w:w="2830" w:type="dxa"/>
           </w:tcPr>
           <w:p>
             <w:r>
@@ -702,19 +904,32 @@
         </w:tc>
         <w:tc>
           <w:tcPr>
-            <w:tcW w:w="2987" w:type="dxa"/>
-          </w:tcPr>
-          <w:p/>
-        </w:tc>
-        <w:tc>
-          <w:tcPr>
-            <w:tcW w:w="1961" w:type="dxa"/>
-          </w:tcPr>
-          <w:p/>
-        </w:tc>
-        <w:tc>
-          <w:tcPr>
-            <w:tcW w:w="1357" w:type="dxa"/>
+            <w:tcW w:w="2552" w:type="dxa"/>
+          </w:tcPr>
+          <w:p>
+            <w:r>
+              <w:t>Producer profile image</w:t>
+            </w:r>
+          </w:p>
+        </w:tc>
+        <w:tc>
+          <w:tcPr>
+            <w:tcW w:w="2268" w:type="dxa"/>
+          </w:tcPr>
+          <w:p>
+            <w:hyperlink r:id="rId20" w:history="1">
+              <w:r>
+                <w:rPr>
+                  <w:rStyle w:val="Hyperlink"/>
+                </w:rPr>
+                <w:t>https://images.pexels.com/photos/12370134/pexels-photo-12370134.jpeg</w:t>
+              </w:r>
+            </w:hyperlink>
+          </w:p>
+        </w:tc>
+        <w:tc>
+          <w:tcPr>
+            <w:tcW w:w="1366" w:type="dxa"/>
           </w:tcPr>
           <w:p>
             <w:r>
@@ -726,7 +941,7 @@
       <w:tr>
         <w:tc>
           <w:tcPr>
-            <w:tcW w:w="2711" w:type="dxa"/>
+            <w:tcW w:w="2830" w:type="dxa"/>
           </w:tcPr>
           <w:p>
             <w:r>
@@ -739,19 +954,32 @@
         </w:tc>
         <w:tc>
           <w:tcPr>
-            <w:tcW w:w="2987" w:type="dxa"/>
-          </w:tcPr>
-          <w:p/>
-        </w:tc>
-        <w:tc>
-          <w:tcPr>
-            <w:tcW w:w="1961" w:type="dxa"/>
-          </w:tcPr>
-          <w:p/>
-        </w:tc>
-        <w:tc>
-          <w:tcPr>
-            <w:tcW w:w="1357" w:type="dxa"/>
+            <w:tcW w:w="2552" w:type="dxa"/>
+          </w:tcPr>
+          <w:p>
+            <w:r>
+              <w:t>Producer profile image</w:t>
+            </w:r>
+          </w:p>
+        </w:tc>
+        <w:tc>
+          <w:tcPr>
+            <w:tcW w:w="2268" w:type="dxa"/>
+          </w:tcPr>
+          <w:p>
+            <w:hyperlink r:id="rId21" w:history="1">
+              <w:r>
+                <w:rPr>
+                  <w:rStyle w:val="Hyperlink"/>
+                </w:rPr>
+                <w:t>https://images.pexels.com/photos/21287057/pexels-photo-21287057.jpeg</w:t>
+              </w:r>
+            </w:hyperlink>
+          </w:p>
+        </w:tc>
+        <w:tc>
+          <w:tcPr>
+            <w:tcW w:w="1366" w:type="dxa"/>
           </w:tcPr>
           <w:p>
             <w:r>
@@ -763,7 +991,7 @@
       <w:tr>
         <w:tc>
           <w:tcPr>
-            <w:tcW w:w="2711" w:type="dxa"/>
+            <w:tcW w:w="2830" w:type="dxa"/>
           </w:tcPr>
           <w:p>
             <w:r>
@@ -776,19 +1004,32 @@
         </w:tc>
         <w:tc>
           <w:tcPr>
-            <w:tcW w:w="2987" w:type="dxa"/>
-          </w:tcPr>
-          <w:p/>
-        </w:tc>
-        <w:tc>
-          <w:tcPr>
-            <w:tcW w:w="1961" w:type="dxa"/>
-          </w:tcPr>
-          <w:p/>
-        </w:tc>
-        <w:tc>
-          <w:tcPr>
-            <w:tcW w:w="1357" w:type="dxa"/>
+            <w:tcW w:w="2552" w:type="dxa"/>
+          </w:tcPr>
+          <w:p>
+            <w:r>
+              <w:t>Producer profile image</w:t>
+            </w:r>
+          </w:p>
+        </w:tc>
+        <w:tc>
+          <w:tcPr>
+            <w:tcW w:w="2268" w:type="dxa"/>
+          </w:tcPr>
+          <w:p>
+            <w:hyperlink r:id="rId22" w:history="1">
+              <w:r>
+                <w:rPr>
+                  <w:rStyle w:val="Hyperlink"/>
+                </w:rPr>
+                <w:t>https://images.pexels.com/photos/36926507/pexels-photo-36926507.jpeg</w:t>
+              </w:r>
+            </w:hyperlink>
+          </w:p>
+        </w:tc>
+        <w:tc>
+          <w:tcPr>
+            <w:tcW w:w="1366" w:type="dxa"/>
           </w:tcPr>
           <w:p>
             <w:r>
@@ -800,7 +1041,7 @@
       <w:tr>
         <w:tc>
           <w:tcPr>
-            <w:tcW w:w="2711" w:type="dxa"/>
+            <w:tcW w:w="2830" w:type="dxa"/>
           </w:tcPr>
           <w:p>
             <w:r>
@@ -813,19 +1054,32 @@
         </w:tc>
         <w:tc>
           <w:tcPr>
-            <w:tcW w:w="2987" w:type="dxa"/>
-          </w:tcPr>
-          <w:p/>
-        </w:tc>
-        <w:tc>
-          <w:tcPr>
-            <w:tcW w:w="1961" w:type="dxa"/>
-          </w:tcPr>
-          <w:p/>
-        </w:tc>
-        <w:tc>
-          <w:tcPr>
-            <w:tcW w:w="1357" w:type="dxa"/>
+            <w:tcW w:w="2552" w:type="dxa"/>
+          </w:tcPr>
+          <w:p>
+            <w:r>
+              <w:t>Producer profile image</w:t>
+            </w:r>
+          </w:p>
+        </w:tc>
+        <w:tc>
+          <w:tcPr>
+            <w:tcW w:w="2268" w:type="dxa"/>
+          </w:tcPr>
+          <w:p>
+            <w:hyperlink r:id="rId23" w:history="1">
+              <w:r>
+                <w:rPr>
+                  <w:rStyle w:val="Hyperlink"/>
+                </w:rPr>
+                <w:t>https://images.pexels.com/photos/3639541/pexels-photo-3639541.jpeg</w:t>
+              </w:r>
+            </w:hyperlink>
+          </w:p>
+        </w:tc>
+        <w:tc>
+          <w:tcPr>
+            <w:tcW w:w="1366" w:type="dxa"/>
           </w:tcPr>
           <w:p>
             <w:r>
@@ -859,7 +1113,7 @@
       <w:tr>
         <w:tc>
           <w:tcPr>
-            <w:tcW w:w="2711" w:type="dxa"/>
+            <w:tcW w:w="2830" w:type="dxa"/>
           </w:tcPr>
           <w:p>
             <w:pPr>
@@ -880,19 +1134,32 @@
         </w:tc>
         <w:tc>
           <w:tcPr>
-            <w:tcW w:w="2987" w:type="dxa"/>
-          </w:tcPr>
-          <w:p/>
-        </w:tc>
-        <w:tc>
-          <w:tcPr>
-            <w:tcW w:w="1961" w:type="dxa"/>
-          </w:tcPr>
-          <w:p/>
-        </w:tc>
-        <w:tc>
-          <w:tcPr>
-            <w:tcW w:w="1357" w:type="dxa"/>
+            <w:tcW w:w="2552" w:type="dxa"/>
+          </w:tcPr>
+          <w:p>
+            <w:r>
+              <w:t>About page hero image</w:t>
+            </w:r>
+          </w:p>
+        </w:tc>
+        <w:tc>
+          <w:tcPr>
+            <w:tcW w:w="2268" w:type="dxa"/>
+          </w:tcPr>
+          <w:p>
+            <w:hyperlink r:id="rId24" w:history="1">
+              <w:r>
+                <w:rPr>
+                  <w:rStyle w:val="Hyperlink"/>
+                </w:rPr>
+                <w:t>https://images.pexels.com/photos/15838876/pexels-photo-15838876.jpeg</w:t>
+              </w:r>
+            </w:hyperlink>
+          </w:p>
+        </w:tc>
+        <w:tc>
+          <w:tcPr>
+            <w:tcW w:w="1366" w:type="dxa"/>
           </w:tcPr>
           <w:p>
             <w:r>
@@ -931,235 +1198,96 @@
       <w:tr>
         <w:tc>
           <w:tcPr>
-            <w:tcW w:w="2711" w:type="dxa"/>
-          </w:tcPr>
-          <w:p/>
-        </w:tc>
-        <w:tc>
-          <w:tcPr>
-            <w:tcW w:w="2987" w:type="dxa"/>
-          </w:tcPr>
-          <w:p/>
-        </w:tc>
-        <w:tc>
-          <w:tcPr>
-            <w:tcW w:w="1961" w:type="dxa"/>
-          </w:tcPr>
-          <w:p/>
-        </w:tc>
-        <w:tc>
-          <w:tcPr>
-            <w:tcW w:w="1357" w:type="dxa"/>
-          </w:tcPr>
-          <w:p/>
-        </w:tc>
-      </w:tr>
-      <w:tr>
-        <w:tc>
-          <w:tcPr>
-            <w:tcW w:w="2711" w:type="dxa"/>
-          </w:tcPr>
-          <w:p/>
-        </w:tc>
-        <w:tc>
-          <w:tcPr>
-            <w:tcW w:w="2987" w:type="dxa"/>
-          </w:tcPr>
-          <w:p/>
-        </w:tc>
-        <w:tc>
-          <w:tcPr>
-            <w:tcW w:w="1961" w:type="dxa"/>
-          </w:tcPr>
-          <w:p/>
-        </w:tc>
-        <w:tc>
-          <w:tcPr>
-            <w:tcW w:w="1357" w:type="dxa"/>
-          </w:tcPr>
-          <w:p/>
-        </w:tc>
-      </w:tr>
-      <w:tr>
-        <w:tc>
-          <w:tcPr>
-            <w:tcW w:w="2711" w:type="dxa"/>
-          </w:tcPr>
-          <w:p/>
-        </w:tc>
-        <w:tc>
-          <w:tcPr>
-            <w:tcW w:w="2987" w:type="dxa"/>
-          </w:tcPr>
-          <w:p/>
-        </w:tc>
-        <w:tc>
-          <w:tcPr>
-            <w:tcW w:w="1961" w:type="dxa"/>
-          </w:tcPr>
-          <w:p/>
-        </w:tc>
-        <w:tc>
-          <w:tcPr>
-            <w:tcW w:w="1357" w:type="dxa"/>
-          </w:tcPr>
-          <w:p/>
-        </w:tc>
-      </w:tr>
-      <w:tr>
-        <w:tc>
-          <w:tcPr>
-            <w:tcW w:w="2711" w:type="dxa"/>
-          </w:tcPr>
-          <w:p/>
-        </w:tc>
-        <w:tc>
-          <w:tcPr>
-            <w:tcW w:w="2987" w:type="dxa"/>
-          </w:tcPr>
-          <w:p/>
-        </w:tc>
-        <w:tc>
-          <w:tcPr>
-            <w:tcW w:w="1961" w:type="dxa"/>
-          </w:tcPr>
-          <w:p/>
-        </w:tc>
-        <w:tc>
-          <w:tcPr>
-            <w:tcW w:w="1357" w:type="dxa"/>
-          </w:tcPr>
-          <w:p/>
-        </w:tc>
-      </w:tr>
-      <w:tr>
-        <w:tc>
-          <w:tcPr>
-            <w:tcW w:w="2711" w:type="dxa"/>
-          </w:tcPr>
-          <w:p/>
-        </w:tc>
-        <w:tc>
-          <w:tcPr>
-            <w:tcW w:w="2987" w:type="dxa"/>
-          </w:tcPr>
-          <w:p/>
-        </w:tc>
-        <w:tc>
-          <w:tcPr>
-            <w:tcW w:w="1961" w:type="dxa"/>
-          </w:tcPr>
-          <w:p/>
-        </w:tc>
-        <w:tc>
-          <w:tcPr>
-            <w:tcW w:w="1357" w:type="dxa"/>
-          </w:tcPr>
-          <w:p/>
-        </w:tc>
-      </w:tr>
-      <w:tr>
-        <w:tc>
-          <w:tcPr>
-            <w:tcW w:w="2711" w:type="dxa"/>
-          </w:tcPr>
-          <w:p/>
-        </w:tc>
-        <w:tc>
-          <w:tcPr>
-            <w:tcW w:w="2987" w:type="dxa"/>
-          </w:tcPr>
-          <w:p/>
-        </w:tc>
-        <w:tc>
-          <w:tcPr>
-            <w:tcW w:w="1961" w:type="dxa"/>
-          </w:tcPr>
-          <w:p/>
-        </w:tc>
-        <w:tc>
-          <w:tcPr>
-            <w:tcW w:w="1357" w:type="dxa"/>
-          </w:tcPr>
-          <w:p/>
-        </w:tc>
-      </w:tr>
-      <w:tr>
-        <w:tc>
-          <w:tcPr>
-            <w:tcW w:w="2711" w:type="dxa"/>
-          </w:tcPr>
-          <w:p/>
-        </w:tc>
-        <w:tc>
-          <w:tcPr>
-            <w:tcW w:w="2987" w:type="dxa"/>
-          </w:tcPr>
-          <w:p/>
-        </w:tc>
-        <w:tc>
-          <w:tcPr>
-            <w:tcW w:w="1961" w:type="dxa"/>
-          </w:tcPr>
-          <w:p/>
-        </w:tc>
-        <w:tc>
-          <w:tcPr>
-            <w:tcW w:w="1357" w:type="dxa"/>
-          </w:tcPr>
-          <w:p/>
-        </w:tc>
-      </w:tr>
-      <w:tr>
-        <w:tc>
-          <w:tcPr>
-            <w:tcW w:w="2711" w:type="dxa"/>
-          </w:tcPr>
-          <w:p/>
-        </w:tc>
-        <w:tc>
-          <w:tcPr>
-            <w:tcW w:w="2987" w:type="dxa"/>
-          </w:tcPr>
-          <w:p/>
-        </w:tc>
-        <w:tc>
-          <w:tcPr>
-            <w:tcW w:w="1961" w:type="dxa"/>
-          </w:tcPr>
-          <w:p/>
-        </w:tc>
-        <w:tc>
-          <w:tcPr>
-            <w:tcW w:w="1357" w:type="dxa"/>
-          </w:tcPr>
-          <w:p/>
-        </w:tc>
-      </w:tr>
-      <w:tr>
-        <w:tc>
-          <w:tcPr>
-            <w:tcW w:w="2711" w:type="dxa"/>
-          </w:tcPr>
-          <w:p/>
-        </w:tc>
-        <w:tc>
-          <w:tcPr>
-            <w:tcW w:w="2987" w:type="dxa"/>
-          </w:tcPr>
-          <w:p/>
-        </w:tc>
-        <w:tc>
-          <w:tcPr>
-            <w:tcW w:w="1961" w:type="dxa"/>
-          </w:tcPr>
-          <w:p/>
-        </w:tc>
-        <w:tc>
-          <w:tcPr>
-            <w:tcW w:w="1357" w:type="dxa"/>
-          </w:tcPr>
-          <w:p/>
+            <w:tcW w:w="2830" w:type="dxa"/>
+          </w:tcPr>
+          <w:p>
+            <w:r>
+              <w:lastRenderedPageBreak/>
+              <w:t>Playfair Display</w:t>
+            </w:r>
+          </w:p>
+        </w:tc>
+        <w:tc>
+          <w:tcPr>
+            <w:tcW w:w="2552" w:type="dxa"/>
+          </w:tcPr>
+          <w:p>
+            <w:r>
+              <w:t>Used on headings and titles across the web app</w:t>
+            </w:r>
+          </w:p>
+        </w:tc>
+        <w:tc>
+          <w:tcPr>
+            <w:tcW w:w="2268" w:type="dxa"/>
+          </w:tcPr>
+          <w:p>
+            <w:hyperlink r:id="rId25" w:history="1">
+              <w:r>
+                <w:rPr>
+                  <w:rStyle w:val="Hyperlink"/>
+                </w:rPr>
+                <w:t>https://fonts.googleapis.com/css2?family=Playfair+Display:ital,wght@0,400</w:t>
+              </w:r>
+            </w:hyperlink>
+          </w:p>
+        </w:tc>
+        <w:tc>
+          <w:tcPr>
+            <w:tcW w:w="1366" w:type="dxa"/>
+          </w:tcPr>
+          <w:p>
+            <w:r>
+              <w:t>09/04/2026</w:t>
+            </w:r>
+          </w:p>
+        </w:tc>
+      </w:tr>
+      <w:tr>
+        <w:tc>
+          <w:tcPr>
+            <w:tcW w:w="2830" w:type="dxa"/>
+          </w:tcPr>
+          <w:p>
+            <w:r>
+              <w:t>DM Sans</w:t>
+            </w:r>
+          </w:p>
+        </w:tc>
+        <w:tc>
+          <w:tcPr>
+            <w:tcW w:w="2552" w:type="dxa"/>
+          </w:tcPr>
+          <w:p>
+            <w:r>
+              <w:t>Used on body text and UI elements across the web page</w:t>
+            </w:r>
+          </w:p>
+        </w:tc>
+        <w:tc>
+          <w:tcPr>
+            <w:tcW w:w="2268" w:type="dxa"/>
+          </w:tcPr>
+          <w:p>
+            <w:hyperlink r:id="rId26" w:history="1">
+              <w:r>
+                <w:rPr>
+                  <w:rStyle w:val="Hyperlink"/>
+                </w:rPr>
+                <w:t>https://cdnjs.cloudflare.com/ajax/libs/font-awesome/6.5.2/css/all.min.css</w:t>
+              </w:r>
+            </w:hyperlink>
+          </w:p>
+        </w:tc>
+        <w:tc>
+          <w:tcPr>
+            <w:tcW w:w="1366" w:type="dxa"/>
+          </w:tcPr>
+          <w:p>
+            <w:r>
+              <w:t>09/04/2026</w:t>
+            </w:r>
+          </w:p>
         </w:tc>
       </w:tr>
     </w:tbl>
@@ -1176,7 +1304,7 @@
 </file>
 
 <file path=word/styles.xml><?xml version="1.0" encoding="utf-8"?>
-<w:styles xmlns:mc="http://schemas.openxmlformats.org/markup-compatibility/2006" xmlns:r="http://schemas.openxmlformats.org/officeDocument/2006/relationships" xmlns:w="http://schemas.openxmlformats.org/wordprocessingml/2006/main" xmlns:w14="http://schemas.microsoft.com/office/word/2010/wordml" xmlns:w15="http://schemas.microsoft.com/office/word/2012/wordml" xmlns:w16cex="http://schemas.microsoft.com/office/word/2018/wordml/cex" xmlns:w16cid="http://schemas.microsoft.com/office/word/2016/wordml/cid" xmlns:w16="http://schemas.microsoft.com/office/word/2018/wordml" xmlns:w16sdtdh="http://schemas.microsoft.com/office/word/2020/wordml/sdtdatahash" xmlns:w16se="http://schemas.microsoft.com/office/word/2015/wordml/symex" mc:Ignorable="w14 w15 w16se w16cid w16 w16cex w16sdtdh">
+<w:styles xmlns:mc="http://schemas.openxmlformats.org/markup-compatibility/2006" xmlns:r="http://schemas.openxmlformats.org/officeDocument/2006/relationships" xmlns:w="http://schemas.openxmlformats.org/wordprocessingml/2006/main" xmlns:w14="http://schemas.microsoft.com/office/word/2010/wordml" xmlns:w15="http://schemas.microsoft.com/office/word/2012/wordml" xmlns:w16cex="http://schemas.microsoft.com/office/word/2018/wordml/cex" xmlns:w16cid="http://schemas.microsoft.com/office/word/2016/wordml/cid" xmlns:w16="http://schemas.microsoft.com/office/word/2018/wordml" xmlns:w16du="http://schemas.microsoft.com/office/word/2023/wordml/word16du" xmlns:w16sdtdh="http://schemas.microsoft.com/office/word/2020/wordml/sdtdatahash" xmlns:w16sdtfl="http://schemas.microsoft.com/office/word/2024/wordml/sdtformatlock" xmlns:w16se="http://schemas.microsoft.com/office/word/2015/wordml/symex" mc:Ignorable="w14 w15 w16se w16cid w16 w16cex w16sdtdh w16sdtfl w16du">
   <w:docDefaults>
     <w:rPrDefault>
       <w:rPr>
@@ -1620,6 +1748,41 @@
       </w:tblBorders>
     </w:tblPr>
   </w:style>
+  <w:style w:type="character" w:styleId="Hyperlink">
+    <w:name w:val="Hyperlink"/>
+    <w:basedOn w:val="DefaultParagraphFont"/>
+    <w:uiPriority w:val="99"/>
+    <w:unhideWhenUsed/>
+    <w:rsid w:val="00C27E8F"/>
+    <w:rPr>
+      <w:color w:val="0563C1" w:themeColor="hyperlink"/>
+      <w:u w:val="single"/>
+    </w:rPr>
+  </w:style>
+  <w:style w:type="character" w:styleId="UnresolvedMention">
+    <w:name w:val="Unresolved Mention"/>
+    <w:basedOn w:val="DefaultParagraphFont"/>
+    <w:uiPriority w:val="99"/>
+    <w:semiHidden/>
+    <w:unhideWhenUsed/>
+    <w:rsid w:val="00C27E8F"/>
+    <w:rPr>
+      <w:color w:val="605E5C"/>
+      <w:shd w:val="clear" w:color="auto" w:fill="E1DFDD"/>
+    </w:rPr>
+  </w:style>
+  <w:style w:type="character" w:styleId="FollowedHyperlink">
+    <w:name w:val="FollowedHyperlink"/>
+    <w:basedOn w:val="DefaultParagraphFont"/>
+    <w:uiPriority w:val="99"/>
+    <w:semiHidden/>
+    <w:unhideWhenUsed/>
+    <w:rsid w:val="00C27E8F"/>
+    <w:rPr>
+      <w:color w:val="954F72" w:themeColor="followedHyperlink"/>
+      <w:u w:val="single"/>
+    </w:rPr>
+  </w:style>
 </w:styles>
 </file>
 
@@ -1919,23 +2082,6 @@
 </file>
 
 <file path=customXml/item1.xml><?xml version="1.0" encoding="utf-8"?>
-<p:properties xmlns:p="http://schemas.microsoft.com/office/2006/metadata/properties" xmlns:xsi="http://www.w3.org/2001/XMLSchema-instance" xmlns:pc="http://schemas.microsoft.com/office/infopath/2007/PartnerControls">
-  <documentManagement>
-    <_activity xmlns="0399ea55-a39e-4834-8b03-d5f211c695e6" xsi:nil="true"/>
-  </documentManagement>
-</p:properties>
-</file>
-
-<file path=customXml/item2.xml><?xml version="1.0" encoding="utf-8"?>
-<?mso-contentType ?>
-<FormTemplates xmlns="http://schemas.microsoft.com/sharepoint/v3/contenttype/forms">
-  <Display>DocumentLibraryForm</Display>
-  <Edit>DocumentLibraryForm</Edit>
-  <New>DocumentLibraryForm</New>
-</FormTemplates>
-</file>
-
-<file path=customXml/item3.xml><?xml version="1.0" encoding="utf-8"?>
 <ct:contentTypeSchema xmlns:ct="http://schemas.microsoft.com/office/2006/metadata/contentType" xmlns:ma="http://schemas.microsoft.com/office/2006/metadata/properties/metaAttributes" ct:_="" ma:_="" ma:contentTypeName="Document" ma:contentTypeID="0x010100EADD39FE071D564795067ADFDB96A36A" ma:contentTypeVersion="12" ma:contentTypeDescription="Create a new document." ma:contentTypeScope="" ma:versionID="601d1b4d945d0c9a55291ad80f61d22b">
   <xsd:schema xmlns:xsd="http://www.w3.org/2001/XMLSchema" xmlns:xs="http://www.w3.org/2001/XMLSchema" xmlns:p="http://schemas.microsoft.com/office/2006/metadata/properties" xmlns:ns3="0399ea55-a39e-4834-8b03-d5f211c695e6" xmlns:ns4="e0aebca0-090b-4af8-98ba-5797179d3e9a" targetNamespace="http://schemas.microsoft.com/office/2006/metadata/properties" ma:root="true" ma:fieldsID="0c887386b52159122614a3b5111147d5" ns3:_="" ns4:_="">
     <xsd:import namespace="0399ea55-a39e-4834-8b03-d5f211c695e6"/>
@@ -2152,25 +2298,24 @@
 </ct:contentTypeSchema>
 </file>
 
-<file path=customXml/itemProps1.xml><?xml version="1.0" encoding="utf-8"?>
-<ds:datastoreItem xmlns:ds="http://schemas.openxmlformats.org/officeDocument/2006/customXml" ds:itemID="{AE2A3185-8767-4878-A81A-1057B66FE33B}">
-  <ds:schemaRefs>
-    <ds:schemaRef ds:uri="http://schemas.microsoft.com/office/2006/metadata/properties"/>
-    <ds:schemaRef ds:uri="http://schemas.microsoft.com/office/infopath/2007/PartnerControls"/>
-    <ds:schemaRef ds:uri="0399ea55-a39e-4834-8b03-d5f211c695e6"/>
-  </ds:schemaRefs>
-</ds:datastoreItem>
+<file path=customXml/item2.xml><?xml version="1.0" encoding="utf-8"?>
+<?mso-contentType ?>
+<FormTemplates xmlns="http://schemas.microsoft.com/sharepoint/v3/contenttype/forms">
+  <Display>DocumentLibraryForm</Display>
+  <Edit>DocumentLibraryForm</Edit>
+  <New>DocumentLibraryForm</New>
+</FormTemplates>
 </file>
 
-<file path=customXml/itemProps2.xml><?xml version="1.0" encoding="utf-8"?>
-<ds:datastoreItem xmlns:ds="http://schemas.openxmlformats.org/officeDocument/2006/customXml" ds:itemID="{3441B2CD-F419-4D65-A176-7B50779636CA}">
-  <ds:schemaRefs>
-    <ds:schemaRef ds:uri="http://schemas.microsoft.com/sharepoint/v3/contenttype/forms"/>
-  </ds:schemaRefs>
-</ds:datastoreItem>
+<file path=customXml/item3.xml><?xml version="1.0" encoding="utf-8"?>
+<p:properties xmlns:p="http://schemas.microsoft.com/office/2006/metadata/properties" xmlns:xsi="http://www.w3.org/2001/XMLSchema-instance" xmlns:pc="http://schemas.microsoft.com/office/infopath/2007/PartnerControls">
+  <documentManagement>
+    <_activity xmlns="0399ea55-a39e-4834-8b03-d5f211c695e6" xsi:nil="true"/>
+  </documentManagement>
+</p:properties>
 </file>
 
-<file path=customXml/itemProps3.xml><?xml version="1.0" encoding="utf-8"?>
+<file path=customXml/itemProps1.xml><?xml version="1.0" encoding="utf-8"?>
 <ds:datastoreItem xmlns:ds="http://schemas.openxmlformats.org/officeDocument/2006/customXml" ds:itemID="{0A7DAF46-8D23-4A90-AFCB-8194C757CEAB}">
   <ds:schemaRefs>
     <ds:schemaRef ds:uri="http://schemas.microsoft.com/office/2006/metadata/contentType"/>
@@ -2187,4 +2332,22 @@
     <ds:schemaRef ds:uri="http://schemas.microsoft.com/internal/obd"/>
   </ds:schemaRefs>
 </ds:datastoreItem>
+</file>
+
+<file path=customXml/itemProps2.xml><?xml version="1.0" encoding="utf-8"?>
+<ds:datastoreItem xmlns:ds="http://schemas.openxmlformats.org/officeDocument/2006/customXml" ds:itemID="{3441B2CD-F419-4D65-A176-7B50779636CA}">
+  <ds:schemaRefs>
+    <ds:schemaRef ds:uri="http://schemas.microsoft.com/sharepoint/v3/contenttype/forms"/>
+  </ds:schemaRefs>
+</ds:datastoreItem>
+</file>
+
+<file path=customXml/itemProps3.xml><?xml version="1.0" encoding="utf-8"?>
+<ds:datastoreItem xmlns:ds="http://schemas.openxmlformats.org/officeDocument/2006/customXml" ds:itemID="{AE2A3185-8767-4878-A81A-1057B66FE33B}">
+  <ds:schemaRefs>
+    <ds:schemaRef ds:uri="http://schemas.microsoft.com/office/2006/metadata/properties"/>
+    <ds:schemaRef ds:uri="http://schemas.microsoft.com/office/infopath/2007/PartnerControls"/>
+    <ds:schemaRef ds:uri="0399ea55-a39e-4834-8b03-d5f211c695e6"/>
+  </ds:schemaRefs>
+</ds:datastoreItem>
 </file>
--- a/Task 2/Asset Log.docx
+++ b/Task 2/Asset Log.docx
@@ -197,19 +197,7 @@
                 <w:rPr>
                   <w:rStyle w:val="Hyperlink"/>
                 </w:rPr>
-                <w:t>https://unsplash.com/photos/two-loaves-of-bread-sitting-on-top-of-a-wooden-table</w:t>
-              </w:r>
-              <w:r>
-                <w:rPr>
-                  <w:rStyle w:val="Hyperlink"/>
-                </w:rPr>
-                <w:t>-</w:t>
-              </w:r>
-              <w:r>
-                <w:rPr>
-                  <w:rStyle w:val="Hyperlink"/>
-                </w:rPr>
-                <w:t>iCUEWaBjtG8</w:t>
+                <w:t>https://unsplash.com/photos/two-loaves-of-bread-sitting-on-top-of-a-wooden-table-iCUEWaBjtG8</w:t>
               </w:r>
             </w:hyperlink>
           </w:p>
@@ -262,19 +250,7 @@
                 <w:rPr>
                   <w:rStyle w:val="Hyperlink"/>
                 </w:rPr>
-                <w:t>https://images.pexels.com/photos/4315102/pexels-photo-4315102</w:t>
-              </w:r>
-              <w:r>
-                <w:rPr>
-                  <w:rStyle w:val="Hyperlink"/>
-                </w:rPr>
-                <w:t>.</w:t>
-              </w:r>
-              <w:r>
-                <w:rPr>
-                  <w:rStyle w:val="Hyperlink"/>
-                </w:rPr>
-                <w:t>jpeg</w:t>
+                <w:t>https://images.pexels.com/photos/4315102/pexels-photo-4315102.jpeg</w:t>
               </w:r>
             </w:hyperlink>
           </w:p>
@@ -430,19 +406,7 @@
                 <w:rPr>
                   <w:rStyle w:val="Hyperlink"/>
                 </w:rPr>
-                <w:t>https://images.unsplash.com/photo-1620</w:t>
-              </w:r>
-              <w:r>
-                <w:rPr>
-                  <w:rStyle w:val="Hyperlink"/>
-                </w:rPr>
-                <w:t>0</w:t>
-              </w:r>
-              <w:r>
-                <w:rPr>
-                  <w:rStyle w:val="Hyperlink"/>
-                </w:rPr>
-                <w:t>53835579-c97b606e18f9?q=80&amp;w=1740&amp;auto=format&amp;fit=crop&amp;ixlib=rb-4.1.0&amp;ixid=M3wxMjA3fDB8MHxwaG90by1wYWdlfHx8fGVufDB8fHx8fA%3D%3D</w:t>
+                <w:t>https://images.unsplash.com/photo-1620053835579-c97b606e18f9?q=80&amp;w=1740&amp;auto=format&amp;fit=crop&amp;ixlib=rb-4.1.0&amp;ixid=M3wxMjA3fDB8MHxwaG90by1wYWdlfHx8fGVufDB8fHx8fA%3D%3D</w:t>
               </w:r>
             </w:hyperlink>
           </w:p>
@@ -751,6 +715,246 @@
                   <w:rStyle w:val="Hyperlink"/>
                 </w:rPr>
                 <w:t>https://images.pexels.com/photos/30666803/pexels-photo-30666803.jpeg</w:t>
+              </w:r>
+            </w:hyperlink>
+          </w:p>
+        </w:tc>
+        <w:tc>
+          <w:tcPr>
+            <w:tcW w:w="1366" w:type="dxa"/>
+          </w:tcPr>
+          <w:p>
+            <w:r>
+              <w:t>16/04/2026</w:t>
+            </w:r>
+          </w:p>
+        </w:tc>
+      </w:tr>
+      <w:tr>
+        <w:tc>
+          <w:tcPr>
+            <w:tcW w:w="2830" w:type="dxa"/>
+          </w:tcPr>
+          <w:p>
+            <w:r>
+              <w:t>beefSausages.jpg</w:t>
+            </w:r>
+          </w:p>
+        </w:tc>
+        <w:tc>
+          <w:tcPr>
+            <w:tcW w:w="2552" w:type="dxa"/>
+          </w:tcPr>
+          <w:p>
+            <w:r>
+              <w:t xml:space="preserve">Product image in the shop page </w:t>
+            </w:r>
+          </w:p>
+        </w:tc>
+        <w:tc>
+          <w:tcPr>
+            <w:tcW w:w="2268" w:type="dxa"/>
+          </w:tcPr>
+          <w:p>
+            <w:hyperlink r:id="rId18" w:history="1">
+              <w:r>
+                <w:rPr>
+                  <w:rStyle w:val="Hyperlink"/>
+                </w:rPr>
+                <w:t>https://images.pexels.com/photos/4728270/pexels-photo-4728270.jpeg</w:t>
+              </w:r>
+            </w:hyperlink>
+          </w:p>
+        </w:tc>
+        <w:tc>
+          <w:tcPr>
+            <w:tcW w:w="1366" w:type="dxa"/>
+          </w:tcPr>
+          <w:p>
+            <w:r>
+              <w:t>16/04/2026</w:t>
+            </w:r>
+          </w:p>
+        </w:tc>
+      </w:tr>
+      <w:tr>
+        <w:tc>
+          <w:tcPr>
+            <w:tcW w:w="2830" w:type="dxa"/>
+          </w:tcPr>
+          <w:p>
+            <w:r>
+              <w:t>heirloomPotatoes.jpg</w:t>
+            </w:r>
+          </w:p>
+        </w:tc>
+        <w:tc>
+          <w:tcPr>
+            <w:tcW w:w="2552" w:type="dxa"/>
+          </w:tcPr>
+          <w:p>
+            <w:r>
+              <w:t xml:space="preserve">Product image in the shop page </w:t>
+            </w:r>
+          </w:p>
+        </w:tc>
+        <w:tc>
+          <w:tcPr>
+            <w:tcW w:w="2268" w:type="dxa"/>
+          </w:tcPr>
+          <w:p>
+            <w:hyperlink r:id="rId19" w:history="1">
+              <w:r>
+                <w:rPr>
+                  <w:rStyle w:val="Hyperlink"/>
+                </w:rPr>
+                <w:t>https://images.pexels.com/photos/35522608/pexels-photo-35522608.jpeg</w:t>
+              </w:r>
+            </w:hyperlink>
+          </w:p>
+        </w:tc>
+        <w:tc>
+          <w:tcPr>
+            <w:tcW w:w="1366" w:type="dxa"/>
+          </w:tcPr>
+          <w:p>
+            <w:r>
+              <w:t>16/04/2026</w:t>
+            </w:r>
+          </w:p>
+        </w:tc>
+      </w:tr>
+      <w:tr>
+        <w:tc>
+          <w:tcPr>
+            <w:tcW w:w="2830" w:type="dxa"/>
+          </w:tcPr>
+          <w:p>
+            <w:r>
+              <w:t>rawMilkYogurt.jpg</w:t>
+            </w:r>
+          </w:p>
+        </w:tc>
+        <w:tc>
+          <w:tcPr>
+            <w:tcW w:w="2552" w:type="dxa"/>
+          </w:tcPr>
+          <w:p>
+            <w:r>
+              <w:t xml:space="preserve">Product image in the shop page </w:t>
+            </w:r>
+          </w:p>
+        </w:tc>
+        <w:tc>
+          <w:tcPr>
+            <w:tcW w:w="2268" w:type="dxa"/>
+          </w:tcPr>
+          <w:p>
+            <w:hyperlink r:id="rId20" w:history="1">
+              <w:r>
+                <w:rPr>
+                  <w:rStyle w:val="Hyperlink"/>
+                </w:rPr>
+                <w:t>https://images.pexels.com/photos/373882/pexels-photo-373882.jpeg</w:t>
+              </w:r>
+            </w:hyperlink>
+          </w:p>
+        </w:tc>
+        <w:tc>
+          <w:tcPr>
+            <w:tcW w:w="1366" w:type="dxa"/>
+          </w:tcPr>
+          <w:p>
+            <w:r>
+              <w:t>16/04/2026</w:t>
+            </w:r>
+          </w:p>
+        </w:tc>
+      </w:tr>
+      <w:tr>
+        <w:tc>
+          <w:tcPr>
+            <w:tcW w:w="2830" w:type="dxa"/>
+          </w:tcPr>
+          <w:p>
+            <w:r>
+              <w:t>sourdoughBaguette</w:t>
+            </w:r>
+            <w:r>
+              <w:t>.jpg</w:t>
+            </w:r>
+          </w:p>
+          <w:p/>
+        </w:tc>
+        <w:tc>
+          <w:tcPr>
+            <w:tcW w:w="2552" w:type="dxa"/>
+          </w:tcPr>
+          <w:p>
+            <w:r>
+              <w:t xml:space="preserve">Product image in the shop page </w:t>
+            </w:r>
+          </w:p>
+        </w:tc>
+        <w:tc>
+          <w:tcPr>
+            <w:tcW w:w="2268" w:type="dxa"/>
+          </w:tcPr>
+          <w:p>
+            <w:hyperlink r:id="rId21" w:history="1">
+              <w:r>
+                <w:rPr>
+                  <w:rStyle w:val="Hyperlink"/>
+                </w:rPr>
+                <w:t>https://images.pexels.com/photos/30874231/pexels-photo-30874231.jpeg</w:t>
+              </w:r>
+            </w:hyperlink>
+          </w:p>
+        </w:tc>
+        <w:tc>
+          <w:tcPr>
+            <w:tcW w:w="1366" w:type="dxa"/>
+          </w:tcPr>
+          <w:p>
+            <w:r>
+              <w:t>16/04/2026</w:t>
+            </w:r>
+          </w:p>
+        </w:tc>
+      </w:tr>
+      <w:tr>
+        <w:tc>
+          <w:tcPr>
+            <w:tcW w:w="2830" w:type="dxa"/>
+          </w:tcPr>
+          <w:p>
+            <w:r>
+              <w:t>freeRangeChicken.jpg</w:t>
+            </w:r>
+          </w:p>
+          <w:p/>
+        </w:tc>
+        <w:tc>
+          <w:tcPr>
+            <w:tcW w:w="2552" w:type="dxa"/>
+          </w:tcPr>
+          <w:p>
+            <w:r>
+              <w:t xml:space="preserve">Product image in the shop page </w:t>
+            </w:r>
+          </w:p>
+        </w:tc>
+        <w:tc>
+          <w:tcPr>
+            <w:tcW w:w="2268" w:type="dxa"/>
+          </w:tcPr>
+          <w:p>
+            <w:hyperlink r:id="rId22" w:history="1">
+              <w:r>
+                <w:rPr>
+                  <w:rStyle w:val="Hyperlink"/>
+                </w:rPr>
+                <w:t>https://images.pexels.com/photos/10842249/pexels-photo-10842249.jpeg</w:t>
               </w:r>
             </w:hyperlink>
           </w:p>
@@ -817,7 +1021,7 @@
             <w:tcW w:w="2268" w:type="dxa"/>
           </w:tcPr>
           <w:p>
-            <w:hyperlink r:id="rId18" w:history="1">
+            <w:hyperlink r:id="rId23" w:history="1">
               <w:r>
                 <w:rPr>
                   <w:rStyle w:val="Hyperlink"/>
@@ -867,7 +1071,7 @@
             <w:tcW w:w="2268" w:type="dxa"/>
           </w:tcPr>
           <w:p>
-            <w:hyperlink r:id="rId19" w:history="1">
+            <w:hyperlink r:id="rId24" w:history="1">
               <w:r>
                 <w:rPr>
                   <w:rStyle w:val="Hyperlink"/>
@@ -917,12 +1121,19 @@
             <w:tcW w:w="2268" w:type="dxa"/>
           </w:tcPr>
           <w:p>
-            <w:hyperlink r:id="rId20" w:history="1">
-              <w:r>
-                <w:rPr>
-                  <w:rStyle w:val="Hyperlink"/>
-                </w:rPr>
-                <w:t>https://images.pexels.com/photos/12370134/pexels-photo-12370134.jpeg</w:t>
+            <w:hyperlink r:id="rId25" w:history="1">
+              <w:r>
+                <w:rPr>
+                  <w:rStyle w:val="Hyperlink"/>
+                </w:rPr>
+                <w:t>https://images.pexels.com/photos/1237013</w:t>
+              </w:r>
+              <w:r>
+                <w:rPr>
+                  <w:rStyle w:val="Hyperlink"/>
+                </w:rPr>
+                <w:lastRenderedPageBreak/>
+                <w:t>4/pexels-photo-12370134.jpeg</w:t>
               </w:r>
             </w:hyperlink>
           </w:p>
@@ -933,6 +1144,7 @@
           </w:tcPr>
           <w:p>
             <w:r>
+              <w:lastRenderedPageBreak/>
               <w:t>16/04/2026</w:t>
             </w:r>
           </w:p>
@@ -967,7 +1179,7 @@
             <w:tcW w:w="2268" w:type="dxa"/>
           </w:tcPr>
           <w:p>
-            <w:hyperlink r:id="rId21" w:history="1">
+            <w:hyperlink r:id="rId26" w:history="1">
               <w:r>
                 <w:rPr>
                   <w:rStyle w:val="Hyperlink"/>
@@ -1017,7 +1229,7 @@
             <w:tcW w:w="2268" w:type="dxa"/>
           </w:tcPr>
           <w:p>
-            <w:hyperlink r:id="rId22" w:history="1">
+            <w:hyperlink r:id="rId27" w:history="1">
               <w:r>
                 <w:rPr>
                   <w:rStyle w:val="Hyperlink"/>
@@ -1067,7 +1279,7 @@
             <w:tcW w:w="2268" w:type="dxa"/>
           </w:tcPr>
           <w:p>
-            <w:hyperlink r:id="rId23" w:history="1">
+            <w:hyperlink r:id="rId28" w:history="1">
               <w:r>
                 <w:rPr>
                   <w:rStyle w:val="Hyperlink"/>
@@ -1147,7 +1359,7 @@
             <w:tcW w:w="2268" w:type="dxa"/>
           </w:tcPr>
           <w:p>
-            <w:hyperlink r:id="rId24" w:history="1">
+            <w:hyperlink r:id="rId29" w:history="1">
               <w:r>
                 <w:rPr>
                   <w:rStyle w:val="Hyperlink"/>
@@ -1202,7 +1414,6 @@
           </w:tcPr>
           <w:p>
             <w:r>
-              <w:lastRenderedPageBreak/>
               <w:t>Playfair Display</w:t>
             </w:r>
           </w:p>
@@ -1222,7 +1433,7 @@
             <w:tcW w:w="2268" w:type="dxa"/>
           </w:tcPr>
           <w:p>
-            <w:hyperlink r:id="rId25" w:history="1">
+            <w:hyperlink r:id="rId30" w:history="1">
               <w:r>
                 <w:rPr>
                   <w:rStyle w:val="Hyperlink"/>
@@ -1269,7 +1480,7 @@
             <w:tcW w:w="2268" w:type="dxa"/>
           </w:tcPr>
           <w:p>
-            <w:hyperlink r:id="rId26" w:history="1">
+            <w:hyperlink r:id="rId31" w:history="1">
               <w:r>
                 <w:rPr>
                   <w:rStyle w:val="Hyperlink"/>
@@ -1705,7 +1916,6 @@
   <w:style w:type="character" w:default="1" w:styleId="DefaultParagraphFont">
     <w:name w:val="Default Paragraph Font"/>
     <w:uiPriority w:val="1"/>
-    <w:semiHidden/>
     <w:unhideWhenUsed/>
   </w:style>
   <w:style w:type="table" w:default="1" w:styleId="TableNormal">
@@ -2082,6 +2292,15 @@
 </file>
 
 <file path=customXml/item1.xml><?xml version="1.0" encoding="utf-8"?>
+<?mso-contentType ?>
+<FormTemplates xmlns="http://schemas.microsoft.com/sharepoint/v3/contenttype/forms">
+  <Display>DocumentLibraryForm</Display>
+  <Edit>DocumentLibraryForm</Edit>
+  <New>DocumentLibraryForm</New>
+</FormTemplates>
+</file>
+
+<file path=customXml/item2.xml><?xml version="1.0" encoding="utf-8"?>
 <ct:contentTypeSchema xmlns:ct="http://schemas.microsoft.com/office/2006/metadata/contentType" xmlns:ma="http://schemas.microsoft.com/office/2006/metadata/properties/metaAttributes" ct:_="" ma:_="" ma:contentTypeName="Document" ma:contentTypeID="0x010100EADD39FE071D564795067ADFDB96A36A" ma:contentTypeVersion="12" ma:contentTypeDescription="Create a new document." ma:contentTypeScope="" ma:versionID="601d1b4d945d0c9a55291ad80f61d22b">
   <xsd:schema xmlns:xsd="http://www.w3.org/2001/XMLSchema" xmlns:xs="http://www.w3.org/2001/XMLSchema" xmlns:p="http://schemas.microsoft.com/office/2006/metadata/properties" xmlns:ns3="0399ea55-a39e-4834-8b03-d5f211c695e6" xmlns:ns4="e0aebca0-090b-4af8-98ba-5797179d3e9a" targetNamespace="http://schemas.microsoft.com/office/2006/metadata/properties" ma:root="true" ma:fieldsID="0c887386b52159122614a3b5111147d5" ns3:_="" ns4:_="">
     <xsd:import namespace="0399ea55-a39e-4834-8b03-d5f211c695e6"/>
@@ -2298,15 +2517,6 @@
 </ct:contentTypeSchema>
 </file>
 
-<file path=customXml/item2.xml><?xml version="1.0" encoding="utf-8"?>
-<?mso-contentType ?>
-<FormTemplates xmlns="http://schemas.microsoft.com/sharepoint/v3/contenttype/forms">
-  <Display>DocumentLibraryForm</Display>
-  <Edit>DocumentLibraryForm</Edit>
-  <New>DocumentLibraryForm</New>
-</FormTemplates>
-</file>
-
 <file path=customXml/item3.xml><?xml version="1.0" encoding="utf-8"?>
 <p:properties xmlns:p="http://schemas.microsoft.com/office/2006/metadata/properties" xmlns:xsi="http://www.w3.org/2001/XMLSchema-instance" xmlns:pc="http://schemas.microsoft.com/office/infopath/2007/PartnerControls">
   <documentManagement>
@@ -2316,6 +2526,14 @@
 </file>
 
 <file path=customXml/itemProps1.xml><?xml version="1.0" encoding="utf-8"?>
+<ds:datastoreItem xmlns:ds="http://schemas.openxmlformats.org/officeDocument/2006/customXml" ds:itemID="{3441B2CD-F419-4D65-A176-7B50779636CA}">
+  <ds:schemaRefs>
+    <ds:schemaRef ds:uri="http://schemas.microsoft.com/sharepoint/v3/contenttype/forms"/>
+  </ds:schemaRefs>
+</ds:datastoreItem>
+</file>
+
+<file path=customXml/itemProps2.xml><?xml version="1.0" encoding="utf-8"?>
 <ds:datastoreItem xmlns:ds="http://schemas.openxmlformats.org/officeDocument/2006/customXml" ds:itemID="{0A7DAF46-8D23-4A90-AFCB-8194C757CEAB}">
   <ds:schemaRefs>
     <ds:schemaRef ds:uri="http://schemas.microsoft.com/office/2006/metadata/contentType"/>
@@ -2334,14 +2552,6 @@
 </ds:datastoreItem>
 </file>
 
-<file path=customXml/itemProps2.xml><?xml version="1.0" encoding="utf-8"?>
-<ds:datastoreItem xmlns:ds="http://schemas.openxmlformats.org/officeDocument/2006/customXml" ds:itemID="{3441B2CD-F419-4D65-A176-7B50779636CA}">
-  <ds:schemaRefs>
-    <ds:schemaRef ds:uri="http://schemas.microsoft.com/sharepoint/v3/contenttype/forms"/>
-  </ds:schemaRefs>
-</ds:datastoreItem>
-</file>
-
 <file path=customXml/itemProps3.xml><?xml version="1.0" encoding="utf-8"?>
 <ds:datastoreItem xmlns:ds="http://schemas.openxmlformats.org/officeDocument/2006/customXml" ds:itemID="{AE2A3185-8767-4878-A81A-1057B66FE33B}">
   <ds:schemaRefs>
